--- a/project_notes.docx
+++ b/project_notes.docx
@@ -4,6 +4,9 @@
   <w:body>
     <w:p>
       <w:r>
+        <w:rPr>
+          <w:noProof/>
+        </w:rPr>
         <w:drawing>
           <wp:anchor distT="0" distB="0" distL="114300" distR="114300" simplePos="0" relativeHeight="251658240" behindDoc="0" locked="0" layoutInCell="1" allowOverlap="1" wp14:anchorId="6DC2F1A3" wp14:editId="00A4CFFB">
             <wp:simplePos x="0" y="0"/>
@@ -58,6 +61,17 @@
     <w:p>
       <w:r>
         <w:t>For using nested routes</w:t>
+      </w:r>
+    </w:p>
+    <w:p/>
+    <w:p>
+      <w:r>
+        <w:t>Awardspace free website render</w:t>
+      </w:r>
+    </w:p>
+    <w:p>
+      <w:r>
+        <w:t>Way back machine for suspended site history</w:t>
       </w:r>
     </w:p>
     <w:sectPr>
